--- a/backend/word_templates/工程类/集团内工程/材料（设备）采购/单一来源/5.供应商资格审核表.docx
+++ b/backend/word_templates/工程类/集团内工程/材料（设备）采购/单一来源/5.供应商资格审核表.docx
@@ -130,12 +130,6 @@
             <w:insideH w:val="single" w:color="auto" w:sz="4" w:space="0"/>
             <w:insideV w:val="single" w:color="auto" w:sz="4" w:space="0"/>
           </w:tblBorders>
-          <w:tblCellMar>
-            <w:top w:w="0" w:type="dxa"/>
-            <w:left w:w="108" w:type="dxa"/>
-            <w:bottom w:w="0" w:type="dxa"/>
-            <w:right w:w="108" w:type="dxa"/>
-          </w:tblCellMar>
         </w:tblPrEx>
         <w:trPr>
           <w:trHeight w:val="1486" w:hRule="atLeast"/>
@@ -202,7 +196,7 @@
               <w:rPr>
                 <w:rFonts w:hint="eastAsia" w:ascii="仿宋_GB2312" w:eastAsia="仿宋_GB2312" w:cs="AdobeSongStd-Light"/>
                 <w:b/>
-                <w:color w:val="auto"/>
+                <w:color w:val="0000FF"/>
                 <w:kern w:val="0"/>
                 <w:sz w:val="24"/>
                 <w:highlight w:val="none"/>
@@ -273,7 +267,7 @@
                 <w:rFonts w:hint="eastAsia" w:ascii="仿宋_GB2312" w:eastAsia="仿宋_GB2312" w:cs="AdobeSongStd-Light"/>
                 <w:b w:val="0"/>
                 <w:bCs/>
-                <w:color w:val="auto"/>
+                <w:color w:val="0000FF"/>
                 <w:kern w:val="0"/>
                 <w:sz w:val="24"/>
                 <w:highlight w:val="none"/>
@@ -380,7 +374,7 @@
               <w:rPr>
                 <w:rFonts w:hint="default" w:ascii="仿宋_GB2312" w:eastAsia="仿宋_GB2312" w:cs="AdobeSongStd-Light"/>
                 <w:b/>
-                <w:color w:val="auto"/>
+                <w:color w:val="0000FF"/>
                 <w:kern w:val="0"/>
                 <w:sz w:val="24"/>
                 <w:highlight w:val="none"/>
@@ -390,7 +384,7 @@
             <w:r>
               <w:rPr>
                 <w:rFonts w:hint="eastAsia" w:ascii="仿宋_GB2312" w:hAnsi="宋体" w:eastAsia="仿宋_GB2312" w:cs="宋体"/>
-                <w:color w:val="auto"/>
+                <w:color w:val="0000FF"/>
                 <w:kern w:val="0"/>
                 <w:sz w:val="24"/>
                 <w:highlight w:val="none"/>
@@ -494,7 +488,7 @@
               <w:jc w:val="center"/>
               <w:rPr>
                 <w:rFonts w:hint="default" w:ascii="仿宋_GB2312" w:hAnsi="宋体" w:eastAsia="仿宋_GB2312" w:cs="宋体"/>
-                <w:color w:val="auto"/>
+                <w:color w:val="0000FF"/>
                 <w:kern w:val="0"/>
                 <w:sz w:val="24"/>
                 <w:highlight w:val="none"/>
@@ -504,7 +498,7 @@
             <w:r>
               <w:rPr>
                 <w:rFonts w:hint="eastAsia" w:ascii="仿宋_GB2312" w:hAnsi="宋体" w:eastAsia="仿宋_GB2312" w:cs="宋体"/>
-                <w:color w:val="auto"/>
+                <w:color w:val="0000FF"/>
                 <w:kern w:val="0"/>
                 <w:sz w:val="24"/>
                 <w:highlight w:val="none"/>
@@ -529,7 +523,7 @@
               <w:jc w:val="center"/>
               <w:rPr>
                 <w:rFonts w:hint="default" w:ascii="仿宋_GB2312" w:hAnsi="宋体" w:eastAsia="仿宋_GB2312" w:cs="宋体"/>
-                <w:color w:val="auto"/>
+                <w:color w:val="0000FF"/>
                 <w:kern w:val="0"/>
                 <w:sz w:val="24"/>
                 <w:highlight w:val="none"/>
@@ -539,7 +533,7 @@
             <w:r>
               <w:rPr>
                 <w:rFonts w:hint="eastAsia" w:ascii="仿宋_GB2312" w:hAnsi="宋体" w:eastAsia="仿宋_GB2312" w:cs="宋体"/>
-                <w:color w:val="auto"/>
+                <w:color w:val="0000FF"/>
                 <w:kern w:val="0"/>
                 <w:sz w:val="24"/>
                 <w:highlight w:val="none"/>
@@ -942,7 +936,18 @@
                 <w:szCs w:val="21"/>
                 <w:highlight w:val="none"/>
               </w:rPr>
-              <w:t>业绩证明资料（合同或中标通知书）</w:t>
+              <w:t>业绩证</w:t>
+            </w:r>
+            <w:bookmarkStart w:id="0" w:name="_GoBack"/>
+            <w:bookmarkEnd w:id="0"/>
+            <w:r>
+              <w:rPr>
+                <w:rFonts w:hint="eastAsia" w:ascii="仿宋_GB2312" w:eastAsia="仿宋_GB2312"/>
+                <w:color w:val="auto"/>
+                <w:szCs w:val="21"/>
+                <w:highlight w:val="none"/>
+              </w:rPr>
+              <w:t>明资料（合同或中标通知书）</w:t>
             </w:r>
           </w:p>
         </w:tc>
@@ -2770,8 +2775,6 @@
           <w:highlight w:val="none"/>
         </w:rPr>
       </w:pPr>
-      <w:bookmarkStart w:id="0" w:name="_GoBack"/>
-      <w:bookmarkEnd w:id="0"/>
     </w:p>
     <w:sectPr>
       <w:pgSz w:w="11906" w:h="16838"/>
